--- a/Assets/Kahanov2E_WR_Copyright_Page.docx
+++ b/Assets/Kahanov2E_WR_Copyright_Page.docx
@@ -199,7 +199,25 @@
           <w:sz w:val="24"/>
           <w:szCs w:val="24"/>
         </w:rPr>
-        <w:t xml:space="preserve"> is granted to persons and agencies who have purchased </w:t>
+        <w:t xml:space="preserve"> is granted to </w:t>
+      </w:r>
+      <w:proofErr w:type="gramStart"/>
+      <w:r>
+        <w:rPr>
+          <w:rFonts w:ascii="Aptos" w:hAnsi="Aptos" w:cstheme="minorHAnsi"/>
+          <w:sz w:val="24"/>
+          <w:szCs w:val="24"/>
+        </w:rPr>
+        <w:t>persons</w:t>
+      </w:r>
+      <w:proofErr w:type="gramEnd"/>
+      <w:r>
+        <w:rPr>
+          <w:rFonts w:ascii="Aptos" w:hAnsi="Aptos" w:cstheme="minorHAnsi"/>
+          <w:sz w:val="24"/>
+          <w:szCs w:val="24"/>
+        </w:rPr>
+        <w:t xml:space="preserve"> and agencies who have purchased </w:t>
       </w:r>
       <w:r>
         <w:rPr>
@@ -388,8 +406,18 @@
           <w:sz w:val="24"/>
           <w:szCs w:val="24"/>
         </w:rPr>
-        <w:t xml:space="preserve"> Lauren Hayataka</w:t>
-      </w:r>
+        <w:t xml:space="preserve"> Lauren </w:t>
+      </w:r>
+      <w:proofErr w:type="spellStart"/>
+      <w:r>
+        <w:rPr>
+          <w:rFonts w:ascii="Aptos" w:eastAsiaTheme="minorEastAsia" w:hAnsi="Aptos" w:cstheme="minorHAnsi"/>
+          <w:sz w:val="24"/>
+          <w:szCs w:val="24"/>
+        </w:rPr>
+        <w:t>Hayataka</w:t>
+      </w:r>
+      <w:proofErr w:type="spellEnd"/>
     </w:p>
     <w:p>
       <w:pPr>
@@ -414,25 +442,53 @@
           <w:sz w:val="24"/>
           <w:szCs w:val="24"/>
         </w:rPr>
-        <w:t xml:space="preserve"> Amnet</w:t>
-      </w:r>
-    </w:p>
-    <w:p>
-      <w:pPr>
-        <w:spacing w:after="0" w:line="240" w:lineRule="auto"/>
-        <w:rPr>
-          <w:rFonts w:ascii="Aptos" w:eastAsiaTheme="minorEastAsia" w:hAnsi="Aptos" w:cstheme="minorHAnsi"/>
-          <w:sz w:val="24"/>
-          <w:szCs w:val="24"/>
-        </w:rPr>
-      </w:pPr>
-      <w:r>
-        <w:rPr>
-          <w:rFonts w:ascii="Aptos" w:eastAsiaTheme="minorEastAsia" w:hAnsi="Aptos" w:cstheme="minorHAnsi"/>
-          <w:sz w:val="24"/>
-          <w:szCs w:val="24"/>
-        </w:rPr>
-        <w:t xml:space="preserve">Proofreader: Amnet </w:t>
+        <w:t xml:space="preserve"> </w:t>
+      </w:r>
+      <w:proofErr w:type="spellStart"/>
+      <w:r>
+        <w:rPr>
+          <w:rFonts w:ascii="Aptos" w:eastAsiaTheme="minorEastAsia" w:hAnsi="Aptos" w:cstheme="minorHAnsi"/>
+          <w:sz w:val="24"/>
+          <w:szCs w:val="24"/>
+        </w:rPr>
+        <w:t>Amnet</w:t>
+      </w:r>
+      <w:proofErr w:type="spellEnd"/>
+    </w:p>
+    <w:p>
+      <w:pPr>
+        <w:spacing w:after="0" w:line="240" w:lineRule="auto"/>
+        <w:rPr>
+          <w:rFonts w:ascii="Aptos" w:eastAsiaTheme="minorEastAsia" w:hAnsi="Aptos" w:cstheme="minorHAnsi"/>
+          <w:sz w:val="24"/>
+          <w:szCs w:val="24"/>
+        </w:rPr>
+      </w:pPr>
+      <w:r>
+        <w:rPr>
+          <w:rFonts w:ascii="Aptos" w:eastAsiaTheme="minorEastAsia" w:hAnsi="Aptos" w:cstheme="minorHAnsi"/>
+          <w:sz w:val="24"/>
+          <w:szCs w:val="24"/>
+        </w:rPr>
+        <w:t xml:space="preserve">Proofreader: </w:t>
+      </w:r>
+      <w:proofErr w:type="spellStart"/>
+      <w:r>
+        <w:rPr>
+          <w:rFonts w:ascii="Aptos" w:eastAsiaTheme="minorEastAsia" w:hAnsi="Aptos" w:cstheme="minorHAnsi"/>
+          <w:sz w:val="24"/>
+          <w:szCs w:val="24"/>
+        </w:rPr>
+        <w:t>Amnet</w:t>
+      </w:r>
+      <w:proofErr w:type="spellEnd"/>
+      <w:r>
+        <w:rPr>
+          <w:rFonts w:ascii="Aptos" w:eastAsiaTheme="minorEastAsia" w:hAnsi="Aptos" w:cstheme="minorHAnsi"/>
+          <w:sz w:val="24"/>
+          <w:szCs w:val="24"/>
+        </w:rPr>
+        <w:t xml:space="preserve"> </w:t>
       </w:r>
     </w:p>
     <w:p>
@@ -584,7 +640,6 @@
           <w:szCs w:val="24"/>
         </w:rPr>
       </w:pPr>
-      <w:commentRangeStart w:id="4"/>
       <w:r>
         <w:rPr>
           <w:rFonts w:ascii="Aptos" w:eastAsiaTheme="minorEastAsia" w:hAnsi="Aptos" w:cstheme="minorHAnsi"/>
@@ -592,16 +647,6 @@
           <w:szCs w:val="24"/>
         </w:rPr>
         <w:t>We thank Moravian College in Bethlehem, Pennsylvania, for assistance in providing the location for the video shoot.</w:t>
-      </w:r>
-      <w:commentRangeEnd w:id="4"/>
-      <w:r>
-        <w:rPr>
-          <w:rStyle w:val="CommentReference"/>
-          <w:rFonts w:ascii="Aptos" w:eastAsiaTheme="minorEastAsia" w:hAnsi="Aptos" w:cstheme="minorHAnsi"/>
-          <w:sz w:val="24"/>
-          <w:szCs w:val="24"/>
-        </w:rPr>
-        <w:commentReference w:id="4"/>
       </w:r>
     </w:p>
     <w:p>
@@ -1081,45 +1126,6 @@
     </w:sectPr>
   </w:body>
 </w:document>
-</file>
-
-<file path=word/comments.xml><?xml version="1.0" encoding="utf-8"?>
-<w:comments xmlns:wpc="http://schemas.microsoft.com/office/word/2010/wordprocessingCanvas" xmlns:cx="http://schemas.microsoft.com/office/drawing/2014/chartex" xmlns:cx1="http://schemas.microsoft.com/office/drawing/2015/9/8/chartex" xmlns:cx2="http://schemas.microsoft.com/office/drawing/2015/10/21/chartex" xmlns:cx3="http://schemas.microsoft.com/office/drawing/2016/5/9/chartex" xmlns:cx4="http://schemas.microsoft.com/office/drawing/2016/5/10/chartex" xmlns:cx5="http://schemas.microsoft.com/office/drawing/2016/5/11/chartex" xmlns:cx6="http://schemas.microsoft.com/office/drawing/2016/5/12/chartex" xmlns:cx7="http://schemas.microsoft.com/office/drawing/2016/5/13/chartex" xmlns:cx8="http://schemas.microsoft.com/office/drawing/2016/5/14/chartex" xmlns:mc="http://schemas.openxmlformats.org/markup-compatibility/2006" xmlns:aink="http://schemas.microsoft.com/office/drawing/2016/ink" xmlns:am3d="http://schemas.microsoft.com/office/drawing/2017/model3d" xmlns:o="urn:schemas-microsoft-com:office:office" xmlns:oel="http://schemas.microsoft.com/office/2019/extlst" xmlns:r="http://schemas.openxmlformats.org/officeDocument/2006/relationships" xmlns:m="http://schemas.openxmlformats.org/officeDocument/2006/math" xmlns:v="urn:schemas-microsoft-com:vml" xmlns:wp14="http://schemas.microsoft.com/office/word/2010/wordprocessingDrawing" xmlns:wp="http://schemas.openxmlformats.org/drawingml/2006/wordprocessingDrawing" xmlns:w10="urn:schemas-microsoft-com:office:word" xmlns:w="http://schemas.openxmlformats.org/wordprocessingml/2006/main" xmlns:w14="http://schemas.microsoft.com/office/word/2010/wordml" xmlns:w15="http://schemas.microsoft.com/office/word/2012/wordml" xmlns:w16cex="http://schemas.microsoft.com/office/word/2018/wordml/cex" xmlns:w16cid="http://schemas.microsoft.com/office/word/2016/wordml/cid" xmlns:w16="http://schemas.microsoft.com/office/word/2018/wordml" xmlns:w16du="http://schemas.microsoft.com/office/word/2023/wordml/word16du" xmlns:w16sdtdh="http://schemas.microsoft.com/office/word/2020/wordml/sdtdatahash" xmlns:w16sdtfl="http://schemas.microsoft.com/office/word/2024/wordml/sdtformatlock" xmlns:w16se="http://schemas.microsoft.com/office/word/2015/wordml/symex" xmlns:wpg="http://schemas.microsoft.com/office/word/2010/wordprocessingGroup" xmlns:wpi="http://schemas.microsoft.com/office/word/2010/wordprocessingInk" xmlns:wne="http://schemas.microsoft.com/office/word/2006/wordml" xmlns:wps="http://schemas.microsoft.com/office/word/2010/wordprocessingShape" mc:Ignorable="w14 w15 w16se w16cid w16 w16cex w16sdtdh w16sdtfl w16du wp14">
-  <w:comment w:id="4" w:author="Claire Copa" w:date="2026-10-15T09:35:00Z" w:initials="CC">
-    <w:p>
-      <w:pPr>
-        <w:pStyle w:val="CommentText"/>
-      </w:pPr>
-      <w:r>
-        <w:rPr>
-          <w:rStyle w:val="CommentReference"/>
-        </w:rPr>
-        <w:annotationRef/>
-      </w:r>
-      <w:r>
-        <w:t xml:space="preserve">Should this still be included? I found from last edition copyright page. </w:t>
-      </w:r>
-    </w:p>
-  </w:comment>
-</w:comments>
-</file>
-
-<file path=word/commentsExtended.xml><?xml version="1.0" encoding="utf-8"?>
-<w15:commentsEx xmlns:wpc="http://schemas.microsoft.com/office/word/2010/wordprocessingCanvas" xmlns:cx="http://schemas.microsoft.com/office/drawing/2014/chartex" xmlns:cx1="http://schemas.microsoft.com/office/drawing/2015/9/8/chartex" xmlns:cx2="http://schemas.microsoft.com/office/drawing/2015/10/21/chartex" xmlns:cx3="http://schemas.microsoft.com/office/drawing/2016/5/9/chartex" xmlns:cx4="http://schemas.microsoft.com/office/drawing/2016/5/10/chartex" xmlns:cx5="http://schemas.microsoft.com/office/drawing/2016/5/11/chartex" xmlns:cx6="http://schemas.microsoft.com/office/drawing/2016/5/12/chartex" xmlns:cx7="http://schemas.microsoft.com/office/drawing/2016/5/13/chartex" xmlns:cx8="http://schemas.microsoft.com/office/drawing/2016/5/14/chartex" xmlns:mc="http://schemas.openxmlformats.org/markup-compatibility/2006" xmlns:aink="http://schemas.microsoft.com/office/drawing/2016/ink" xmlns:am3d="http://schemas.microsoft.com/office/drawing/2017/model3d" xmlns:o="urn:schemas-microsoft-com:office:office" xmlns:oel="http://schemas.microsoft.com/office/2019/extlst" xmlns:r="http://schemas.openxmlformats.org/officeDocument/2006/relationships" xmlns:m="http://schemas.openxmlformats.org/officeDocument/2006/math" xmlns:v="urn:schemas-microsoft-com:vml" xmlns:wp14="http://schemas.microsoft.com/office/word/2010/wordprocessingDrawing" xmlns:wp="http://schemas.openxmlformats.org/drawingml/2006/wordprocessingDrawing" xmlns:w10="urn:schemas-microsoft-com:office:word" xmlns:w="http://schemas.openxmlformats.org/wordprocessingml/2006/main" xmlns:w14="http://schemas.microsoft.com/office/word/2010/wordml" xmlns:w15="http://schemas.microsoft.com/office/word/2012/wordml" xmlns:w16cex="http://schemas.microsoft.com/office/word/2018/wordml/cex" xmlns:w16cid="http://schemas.microsoft.com/office/word/2016/wordml/cid" xmlns:w16="http://schemas.microsoft.com/office/word/2018/wordml" xmlns:w16du="http://schemas.microsoft.com/office/word/2023/wordml/word16du" xmlns:w16sdtdh="http://schemas.microsoft.com/office/word/2020/wordml/sdtdatahash" xmlns:w16sdtfl="http://schemas.microsoft.com/office/word/2024/wordml/sdtformatlock" xmlns:w16se="http://schemas.microsoft.com/office/word/2015/wordml/symex" xmlns:wpg="http://schemas.microsoft.com/office/word/2010/wordprocessingGroup" xmlns:wpi="http://schemas.microsoft.com/office/word/2010/wordprocessingInk" xmlns:wne="http://schemas.microsoft.com/office/word/2006/wordml" xmlns:wps="http://schemas.microsoft.com/office/word/2010/wordprocessingShape" mc:Ignorable="w14 w15 w16se w16cid w16 w16cex w16sdtdh w16sdtfl w16du wp14">
-  <w15:commentEx w15:paraId="52A49414" w15:done="0"/>
-</w15:commentsEx>
-</file>
-
-<file path=word/commentsExtensible.xml><?xml version="1.0" encoding="utf-8"?>
-<w16cex:commentsExtensible xmlns:wpc="http://schemas.microsoft.com/office/word/2010/wordprocessingCanvas" xmlns:cx="http://schemas.microsoft.com/office/drawing/2014/chartex" xmlns:cx1="http://schemas.microsoft.com/office/drawing/2015/9/8/chartex" xmlns:cx2="http://schemas.microsoft.com/office/drawing/2015/10/21/chartex" xmlns:cx3="http://schemas.microsoft.com/office/drawing/2016/5/9/chartex" xmlns:cx4="http://schemas.microsoft.com/office/drawing/2016/5/10/chartex" xmlns:cx5="http://schemas.microsoft.com/office/drawing/2016/5/11/chartex" xmlns:cx6="http://schemas.microsoft.com/office/drawing/2016/5/12/chartex" xmlns:cx7="http://schemas.microsoft.com/office/drawing/2016/5/13/chartex" xmlns:cx8="http://schemas.microsoft.com/office/drawing/2016/5/14/chartex" xmlns:cr="http://schemas.microsoft.com/office/comments/2020/reactions" xmlns:mc="http://schemas.openxmlformats.org/markup-compatibility/2006" xmlns:aink="http://schemas.microsoft.com/office/drawing/2016/ink" xmlns:am3d="http://schemas.microsoft.com/office/drawing/2017/model3d" xmlns:o="urn:schemas-microsoft-com:office:office" xmlns:oel="http://schemas.microsoft.com/office/2019/extlst" xmlns:r="http://schemas.openxmlformats.org/officeDocument/2006/relationships" xmlns:m="http://schemas.openxmlformats.org/officeDocument/2006/math" xmlns:v="urn:schemas-microsoft-com:vml" xmlns:wp14="http://schemas.microsoft.com/office/word/2010/wordprocessingDrawing" xmlns:wp="http://schemas.openxmlformats.org/drawingml/2006/wordprocessingDrawing" xmlns:w10="urn:schemas-microsoft-com:office:word" xmlns:w="http://schemas.openxmlformats.org/wordprocessingml/2006/main" xmlns:w14="http://schemas.microsoft.com/office/word/2010/wordml" xmlns:w15="http://schemas.microsoft.com/office/word/2012/wordml" xmlns:w16cex="http://schemas.microsoft.com/office/word/2018/wordml/cex" xmlns:w16cid="http://schemas.microsoft.com/office/word/2016/wordml/cid" xmlns:w16="http://schemas.microsoft.com/office/word/2018/wordml" xmlns:w16du="http://schemas.microsoft.com/office/word/2023/wordml/word16du" xmlns:w16sdtdh="http://schemas.microsoft.com/office/word/2020/wordml/sdtdatahash" xmlns:w16sdtfl="http://schemas.microsoft.com/office/word/2024/wordml/sdtformatlock" xmlns:w16se="http://schemas.microsoft.com/office/word/2015/wordml/symex" xmlns:wpg="http://schemas.microsoft.com/office/word/2010/wordprocessingGroup" xmlns:wpi="http://schemas.microsoft.com/office/word/2010/wordprocessingInk" xmlns:wne="http://schemas.microsoft.com/office/word/2006/wordml" xmlns:wps="http://schemas.microsoft.com/office/word/2010/wordprocessingShape" mc:Ignorable="w14 w15 w16se w16cid w16 w16cex w16sdtdh w16sdtfl cr w16du wp14">
-  <w16cex:commentExtensible w16cex:durableId="566A1E67" w16cex:dateUtc="2026-10-15T13:35:00Z"/>
-</w16cex:commentsExtensible>
-</file>
-
-<file path=word/commentsIds.xml><?xml version="1.0" encoding="utf-8"?>
-<w16cid:commentsIds xmlns:wpc="http://schemas.microsoft.com/office/word/2010/wordprocessingCanvas" xmlns:cx="http://schemas.microsoft.com/office/drawing/2014/chartex" xmlns:cx1="http://schemas.microsoft.com/office/drawing/2015/9/8/chartex" xmlns:cx2="http://schemas.microsoft.com/office/drawing/2015/10/21/chartex" xmlns:cx3="http://schemas.microsoft.com/office/drawing/2016/5/9/chartex" xmlns:cx4="http://schemas.microsoft.com/office/drawing/2016/5/10/chartex" xmlns:cx5="http://schemas.microsoft.com/office/drawing/2016/5/11/chartex" xmlns:cx6="http://schemas.microsoft.com/office/drawing/2016/5/12/chartex" xmlns:cx7="http://schemas.microsoft.com/office/drawing/2016/5/13/chartex" xmlns:cx8="http://schemas.microsoft.com/office/drawing/2016/5/14/chartex" xmlns:mc="http://schemas.openxmlformats.org/markup-compatibility/2006" xmlns:aink="http://schemas.microsoft.com/office/drawing/2016/ink" xmlns:am3d="http://schemas.microsoft.com/office/drawing/2017/model3d" xmlns:o="urn:schemas-microsoft-com:office:office" xmlns:oel="http://schemas.microsoft.com/office/2019/extlst" xmlns:r="http://schemas.openxmlformats.org/officeDocument/2006/relationships" xmlns:m="http://schemas.openxmlformats.org/officeDocument/2006/math" xmlns:v="urn:schemas-microsoft-com:vml" xmlns:wp14="http://schemas.microsoft.com/office/word/2010/wordprocessingDrawing" xmlns:wp="http://schemas.openxmlformats.org/drawingml/2006/wordprocessingDrawing" xmlns:w10="urn:schemas-microsoft-com:office:word" xmlns:w="http://schemas.openxmlformats.org/wordprocessingml/2006/main" xmlns:w14="http://schemas.microsoft.com/office/word/2010/wordml" xmlns:w15="http://schemas.microsoft.com/office/word/2012/wordml" xmlns:w16cex="http://schemas.microsoft.com/office/word/2018/wordml/cex" xmlns:w16cid="http://schemas.microsoft.com/office/word/2016/wordml/cid" xmlns:w16="http://schemas.microsoft.com/office/word/2018/wordml" xmlns:w16du="http://schemas.microsoft.com/office/word/2023/wordml/word16du" xmlns:w16sdtdh="http://schemas.microsoft.com/office/word/2020/wordml/sdtdatahash" xmlns:w16sdtfl="http://schemas.microsoft.com/office/word/2024/wordml/sdtformatlock" xmlns:w16se="http://schemas.microsoft.com/office/word/2015/wordml/symex" xmlns:wpg="http://schemas.microsoft.com/office/word/2010/wordprocessingGroup" xmlns:wpi="http://schemas.microsoft.com/office/word/2010/wordprocessingInk" xmlns:wne="http://schemas.microsoft.com/office/word/2006/wordml" xmlns:wps="http://schemas.microsoft.com/office/word/2010/wordprocessingShape" mc:Ignorable="w14 w15 w16se w16cid w16 w16cex w16sdtdh w16sdtfl w16du wp14">
-  <w16cid:commentId w16cid:paraId="52A49414" w16cid:durableId="566A1E67"/>
-</w16cid:commentsIds>
 </file>
 
 <file path=word/numbering.xml><?xml version="1.0" encoding="utf-8"?>
@@ -1277,14 +1283,6 @@
     <w:abstractNumId w:val="0"/>
   </w:num>
 </w:numbering>
-</file>
-
-<file path=word/people.xml><?xml version="1.0" encoding="utf-8"?>
-<w15:people xmlns:wpc="http://schemas.microsoft.com/office/word/2010/wordprocessingCanvas" xmlns:cx="http://schemas.microsoft.com/office/drawing/2014/chartex" xmlns:cx1="http://schemas.microsoft.com/office/drawing/2015/9/8/chartex" xmlns:cx2="http://schemas.microsoft.com/office/drawing/2015/10/21/chartex" xmlns:cx3="http://schemas.microsoft.com/office/drawing/2016/5/9/chartex" xmlns:cx4="http://schemas.microsoft.com/office/drawing/2016/5/10/chartex" xmlns:cx5="http://schemas.microsoft.com/office/drawing/2016/5/11/chartex" xmlns:cx6="http://schemas.microsoft.com/office/drawing/2016/5/12/chartex" xmlns:cx7="http://schemas.microsoft.com/office/drawing/2016/5/13/chartex" xmlns:cx8="http://schemas.microsoft.com/office/drawing/2016/5/14/chartex" xmlns:mc="http://schemas.openxmlformats.org/markup-compatibility/2006" xmlns:aink="http://schemas.microsoft.com/office/drawing/2016/ink" xmlns:am3d="http://schemas.microsoft.com/office/drawing/2017/model3d" xmlns:o="urn:schemas-microsoft-com:office:office" xmlns:oel="http://schemas.microsoft.com/office/2019/extlst" xmlns:r="http://schemas.openxmlformats.org/officeDocument/2006/relationships" xmlns:m="http://schemas.openxmlformats.org/officeDocument/2006/math" xmlns:v="urn:schemas-microsoft-com:vml" xmlns:wp14="http://schemas.microsoft.com/office/word/2010/wordprocessingDrawing" xmlns:wp="http://schemas.openxmlformats.org/drawingml/2006/wordprocessingDrawing" xmlns:w10="urn:schemas-microsoft-com:office:word" xmlns:w="http://schemas.openxmlformats.org/wordprocessingml/2006/main" xmlns:w14="http://schemas.microsoft.com/office/word/2010/wordml" xmlns:w15="http://schemas.microsoft.com/office/word/2012/wordml" xmlns:w16cex="http://schemas.microsoft.com/office/word/2018/wordml/cex" xmlns:w16cid="http://schemas.microsoft.com/office/word/2016/wordml/cid" xmlns:w16="http://schemas.microsoft.com/office/word/2018/wordml" xmlns:w16du="http://schemas.microsoft.com/office/word/2023/wordml/word16du" xmlns:w16sdtdh="http://schemas.microsoft.com/office/word/2020/wordml/sdtdatahash" xmlns:w16sdtfl="http://schemas.microsoft.com/office/word/2024/wordml/sdtformatlock" xmlns:w16se="http://schemas.microsoft.com/office/word/2015/wordml/symex" xmlns:wpg="http://schemas.microsoft.com/office/word/2010/wordprocessingGroup" xmlns:wpi="http://schemas.microsoft.com/office/word/2010/wordprocessingInk" xmlns:wne="http://schemas.microsoft.com/office/word/2006/wordml" xmlns:wps="http://schemas.microsoft.com/office/word/2010/wordprocessingShape" mc:Ignorable="w14 w15 w16se w16cid w16 w16cex w16sdtdh w16sdtfl w16du wp14">
-  <w15:person w15:author="Claire Copa">
-    <w15:presenceInfo w15:providerId="AD" w15:userId="S::clairec@hkusa.com::2ab16b6c-6ed8-415c-83b9-f054f5a63012"/>
-  </w15:person>
-</w15:people>
 </file>
 
 <file path=word/styles.xml><?xml version="1.0" encoding="utf-8"?>

--- a/Assets/Kahanov2E_WR_Copyright_Page.docx
+++ b/Assets/Kahanov2E_WR_Copyright_Page.docx
@@ -330,83 +330,49 @@
           <w:szCs w:val="24"/>
         </w:rPr>
       </w:pPr>
-      <w:bookmarkStart w:id="2" w:name="_Hlk82612845"/>
-      <w:r>
-        <w:rPr>
-          <w:rFonts w:ascii="Aptos" w:eastAsiaTheme="minorEastAsia" w:hAnsi="Aptos" w:cstheme="minorHAnsi"/>
-          <w:sz w:val="24"/>
-          <w:szCs w:val="24"/>
-        </w:rPr>
-        <w:t xml:space="preserve">Acquisitions Editor: </w:t>
-      </w:r>
-      <w:r>
-        <w:rPr>
-          <w:rFonts w:ascii="Aptos" w:hAnsi="Aptos"/>
-          <w:sz w:val="24"/>
-          <w:szCs w:val="24"/>
-        </w:rPr>
-        <w:t>Brittany Phillips</w:t>
-      </w:r>
-    </w:p>
-    <w:bookmarkEnd w:id="2"/>
-    <w:p>
-      <w:pPr>
-        <w:spacing w:after="0" w:line="240" w:lineRule="auto"/>
-        <w:rPr>
-          <w:rFonts w:ascii="Aptos" w:eastAsiaTheme="minorEastAsia" w:hAnsi="Aptos" w:cstheme="minorHAnsi"/>
-          <w:sz w:val="24"/>
-          <w:szCs w:val="24"/>
-        </w:rPr>
-      </w:pPr>
-      <w:r>
-        <w:rPr>
-          <w:rFonts w:ascii="Aptos" w:eastAsiaTheme="minorEastAsia" w:hAnsi="Aptos" w:cstheme="minorHAnsi"/>
-          <w:sz w:val="24"/>
-          <w:szCs w:val="24"/>
-        </w:rPr>
-        <w:t>Instructional Designer:</w:t>
-      </w:r>
-      <w:r>
-        <w:rPr>
-          <w:rFonts w:ascii="Aptos" w:eastAsiaTheme="minorEastAsia" w:hAnsi="Aptos" w:cstheme="minorHAnsi"/>
-          <w:sz w:val="24"/>
-          <w:szCs w:val="24"/>
-        </w:rPr>
-        <w:t xml:space="preserve"> </w:t>
-      </w:r>
-      <w:r>
-        <w:rPr>
-          <w:rFonts w:ascii="Aptos" w:eastAsiaTheme="minorEastAsia" w:hAnsi="Aptos" w:cstheme="minorHAnsi"/>
-          <w:sz w:val="24"/>
-          <w:szCs w:val="24"/>
-        </w:rPr>
-        <w:t>Claire E. Copa</w:t>
-      </w:r>
-    </w:p>
-    <w:p>
-      <w:pPr>
-        <w:spacing w:after="0" w:line="240" w:lineRule="auto"/>
-        <w:rPr>
-          <w:rFonts w:ascii="Aptos" w:eastAsiaTheme="minorEastAsia" w:hAnsi="Aptos" w:cstheme="minorHAnsi"/>
-          <w:sz w:val="24"/>
-          <w:szCs w:val="24"/>
-        </w:rPr>
-      </w:pPr>
-      <w:r>
-        <w:rPr>
-          <w:rFonts w:ascii="Aptos" w:eastAsiaTheme="minorEastAsia" w:hAnsi="Aptos" w:cstheme="minorHAnsi"/>
-          <w:sz w:val="24"/>
-          <w:szCs w:val="24"/>
-        </w:rPr>
-        <w:t>Production Editor:</w:t>
-      </w:r>
-      <w:r>
-        <w:rPr>
-          <w:rFonts w:ascii="Aptos" w:eastAsiaTheme="minorEastAsia" w:hAnsi="Aptos" w:cstheme="minorHAnsi"/>
-          <w:sz w:val="24"/>
-          <w:szCs w:val="24"/>
-        </w:rPr>
-        <w:t xml:space="preserve"> Lauren </w:t>
+      <w:r>
+        <w:rPr>
+          <w:rFonts w:ascii="Aptos" w:eastAsiaTheme="minorEastAsia" w:hAnsi="Aptos" w:cstheme="minorHAnsi"/>
+          <w:sz w:val="24"/>
+          <w:szCs w:val="24"/>
+        </w:rPr>
+        <w:t>Acquisitions Editor: Brittany Phillips</w:t>
+      </w:r>
+    </w:p>
+    <w:p>
+      <w:pPr>
+        <w:spacing w:after="0" w:line="240" w:lineRule="auto"/>
+        <w:rPr>
+          <w:rFonts w:ascii="Aptos" w:eastAsiaTheme="minorEastAsia" w:hAnsi="Aptos" w:cstheme="minorHAnsi"/>
+          <w:sz w:val="24"/>
+          <w:szCs w:val="24"/>
+        </w:rPr>
+      </w:pPr>
+      <w:r>
+        <w:rPr>
+          <w:rFonts w:ascii="Aptos" w:eastAsiaTheme="minorEastAsia" w:hAnsi="Aptos" w:cstheme="minorHAnsi"/>
+          <w:sz w:val="24"/>
+          <w:szCs w:val="24"/>
+        </w:rPr>
+        <w:t>Instructional Designer: Claire E. Copa</w:t>
+      </w:r>
+    </w:p>
+    <w:p>
+      <w:pPr>
+        <w:spacing w:after="0" w:line="240" w:lineRule="auto"/>
+        <w:rPr>
+          <w:rFonts w:ascii="Aptos" w:eastAsiaTheme="minorEastAsia" w:hAnsi="Aptos" w:cstheme="minorHAnsi"/>
+          <w:sz w:val="24"/>
+          <w:szCs w:val="24"/>
+        </w:rPr>
+      </w:pPr>
+      <w:r>
+        <w:rPr>
+          <w:rFonts w:ascii="Aptos" w:eastAsiaTheme="minorEastAsia" w:hAnsi="Aptos" w:cstheme="minorHAnsi"/>
+          <w:sz w:val="24"/>
+          <w:szCs w:val="24"/>
+        </w:rPr>
+        <w:t xml:space="preserve">Production Editor: Lauren </w:t>
       </w:r>
       <w:proofErr w:type="spellStart"/>
       <w:r>
@@ -434,15 +400,7 @@
           <w:sz w:val="24"/>
           <w:szCs w:val="24"/>
         </w:rPr>
-        <w:t>Copyeditor:</w:t>
-      </w:r>
-      <w:r>
-        <w:rPr>
-          <w:rFonts w:ascii="Aptos" w:eastAsiaTheme="minorEastAsia" w:hAnsi="Aptos" w:cstheme="minorHAnsi"/>
-          <w:sz w:val="24"/>
-          <w:szCs w:val="24"/>
-        </w:rPr>
-        <w:t xml:space="preserve"> </w:t>
+        <w:t xml:space="preserve">Editorial Services: </w:t>
       </w:r>
       <w:proofErr w:type="spellStart"/>
       <w:r>
@@ -470,137 +428,43 @@
           <w:sz w:val="24"/>
           <w:szCs w:val="24"/>
         </w:rPr>
-        <w:t xml:space="preserve">Proofreader: </w:t>
-      </w:r>
-      <w:proofErr w:type="spellStart"/>
-      <w:r>
-        <w:rPr>
-          <w:rFonts w:ascii="Aptos" w:eastAsiaTheme="minorEastAsia" w:hAnsi="Aptos" w:cstheme="minorHAnsi"/>
-          <w:sz w:val="24"/>
-          <w:szCs w:val="24"/>
-        </w:rPr>
-        <w:t>Amnet</w:t>
-      </w:r>
-      <w:proofErr w:type="spellEnd"/>
-      <w:r>
-        <w:rPr>
-          <w:rFonts w:ascii="Aptos" w:eastAsiaTheme="minorEastAsia" w:hAnsi="Aptos" w:cstheme="minorHAnsi"/>
-          <w:sz w:val="24"/>
-          <w:szCs w:val="24"/>
-        </w:rPr>
-        <w:t xml:space="preserve"> </w:t>
-      </w:r>
-    </w:p>
-    <w:p>
-      <w:pPr>
-        <w:spacing w:after="0" w:line="240" w:lineRule="auto"/>
-        <w:rPr>
-          <w:rFonts w:ascii="Aptos" w:eastAsiaTheme="minorEastAsia" w:hAnsi="Aptos" w:cstheme="minorHAnsi"/>
-          <w:sz w:val="24"/>
-          <w:szCs w:val="24"/>
-        </w:rPr>
-      </w:pPr>
-      <w:bookmarkStart w:id="3" w:name="_Hlk82613451"/>
-      <w:r>
-        <w:rPr>
-          <w:rFonts w:ascii="Aptos" w:eastAsiaTheme="minorEastAsia" w:hAnsi="Aptos" w:cstheme="minorHAnsi"/>
-          <w:sz w:val="24"/>
-          <w:szCs w:val="24"/>
-        </w:rPr>
-        <w:t xml:space="preserve">Learning Systems </w:t>
-      </w:r>
-      <w:r>
-        <w:rPr>
-          <w:rFonts w:ascii="Aptos" w:eastAsiaTheme="minorEastAsia" w:hAnsi="Aptos" w:cstheme="minorHAnsi"/>
-          <w:sz w:val="24"/>
-          <w:szCs w:val="24"/>
-        </w:rPr>
-        <w:t>Administrator</w:t>
-      </w:r>
-      <w:r>
-        <w:rPr>
-          <w:rFonts w:ascii="Aptos" w:eastAsiaTheme="minorEastAsia" w:hAnsi="Aptos" w:cstheme="minorHAnsi"/>
-          <w:sz w:val="24"/>
-          <w:szCs w:val="24"/>
-        </w:rPr>
-        <w:t>s</w:t>
-      </w:r>
-      <w:r>
-        <w:rPr>
-          <w:rFonts w:ascii="Aptos" w:eastAsiaTheme="minorEastAsia" w:hAnsi="Aptos" w:cstheme="minorHAnsi"/>
-          <w:sz w:val="24"/>
-          <w:szCs w:val="24"/>
-        </w:rPr>
-        <w:t xml:space="preserve">: Veronica Bundy </w:t>
-      </w:r>
-      <w:r>
-        <w:rPr>
-          <w:rFonts w:ascii="Aptos" w:eastAsiaTheme="minorEastAsia" w:hAnsi="Aptos" w:cstheme="minorHAnsi"/>
-          <w:sz w:val="24"/>
-          <w:szCs w:val="24"/>
-        </w:rPr>
-        <w:t>and</w:t>
-      </w:r>
-      <w:r>
-        <w:rPr>
-          <w:rFonts w:ascii="Aptos" w:eastAsiaTheme="minorEastAsia" w:hAnsi="Aptos" w:cstheme="minorHAnsi"/>
-          <w:sz w:val="24"/>
-          <w:szCs w:val="24"/>
-        </w:rPr>
-        <w:t xml:space="preserve"> Taubreena Graves</w:t>
-      </w:r>
-    </w:p>
-    <w:p>
-      <w:pPr>
-        <w:spacing w:after="0" w:line="240" w:lineRule="auto"/>
-        <w:rPr>
-          <w:rFonts w:ascii="Aptos" w:eastAsiaTheme="minorEastAsia" w:hAnsi="Aptos" w:cstheme="minorHAnsi"/>
-          <w:sz w:val="24"/>
-          <w:szCs w:val="24"/>
-        </w:rPr>
-      </w:pPr>
-      <w:r>
-        <w:rPr>
-          <w:rFonts w:ascii="Aptos" w:eastAsiaTheme="minorEastAsia" w:hAnsi="Aptos" w:cstheme="minorHAnsi"/>
-          <w:sz w:val="24"/>
-          <w:szCs w:val="24"/>
-        </w:rPr>
-        <w:t xml:space="preserve">E-Learning and Assessment Project Lead: </w:t>
-      </w:r>
-      <w:r>
-        <w:rPr>
-          <w:rFonts w:ascii="Aptos" w:hAnsi="Aptos" w:cstheme="minorHAnsi"/>
-          <w:sz w:val="24"/>
-          <w:szCs w:val="24"/>
-        </w:rPr>
-        <w:t>Shawn R. Megenhardt</w:t>
-      </w:r>
-    </w:p>
-    <w:bookmarkEnd w:id="3"/>
-    <w:p>
-      <w:pPr>
-        <w:spacing w:after="0" w:line="240" w:lineRule="auto"/>
-        <w:rPr>
-          <w:rFonts w:ascii="Aptos" w:eastAsiaTheme="minorEastAsia" w:hAnsi="Aptos" w:cstheme="minorHAnsi"/>
-          <w:sz w:val="24"/>
-          <w:szCs w:val="24"/>
-        </w:rPr>
-      </w:pPr>
-      <w:r>
-        <w:rPr>
-          <w:rFonts w:ascii="Aptos" w:eastAsiaTheme="minorEastAsia" w:hAnsi="Aptos" w:cstheme="minorHAnsi"/>
-          <w:sz w:val="24"/>
-          <w:szCs w:val="24"/>
-        </w:rPr>
-        <w:t xml:space="preserve">Video Director: </w:t>
-      </w:r>
-      <w:r>
-        <w:rPr>
-          <w:rFonts w:ascii="Aptos" w:eastAsiaTheme="minorEastAsia" w:hAnsi="Aptos" w:cstheme="minorHAnsi"/>
-          <w:sz w:val="24"/>
-          <w:szCs w:val="24"/>
-        </w:rPr>
-        <w:t>Jim Bowling</w:t>
+        <w:t>Learning Systems Administrators: Veronica Bundy and Taubreena Graves</w:t>
+      </w:r>
+    </w:p>
+    <w:p>
+      <w:pPr>
+        <w:spacing w:after="0" w:line="240" w:lineRule="auto"/>
+        <w:rPr>
+          <w:rFonts w:ascii="Aptos" w:eastAsiaTheme="minorEastAsia" w:hAnsi="Aptos" w:cstheme="minorHAnsi"/>
+          <w:sz w:val="24"/>
+          <w:szCs w:val="24"/>
+        </w:rPr>
+      </w:pPr>
+      <w:r>
+        <w:rPr>
+          <w:rFonts w:ascii="Aptos" w:eastAsiaTheme="minorEastAsia" w:hAnsi="Aptos" w:cstheme="minorHAnsi"/>
+          <w:sz w:val="24"/>
+          <w:szCs w:val="24"/>
+        </w:rPr>
+        <w:t>E-Learning and Assessment Project Lead: Shawn R. Megenhardt</w:t>
+      </w:r>
+    </w:p>
+    <w:p>
+      <w:pPr>
+        <w:spacing w:after="0" w:line="240" w:lineRule="auto"/>
+        <w:rPr>
+          <w:rFonts w:ascii="Aptos" w:eastAsiaTheme="minorEastAsia" w:hAnsi="Aptos" w:cstheme="minorHAnsi"/>
+          <w:sz w:val="24"/>
+          <w:szCs w:val="24"/>
+        </w:rPr>
+      </w:pPr>
+      <w:r>
+        <w:rPr>
+          <w:rFonts w:ascii="Aptos" w:eastAsiaTheme="minorEastAsia" w:hAnsi="Aptos" w:cstheme="minorHAnsi"/>
+          <w:sz w:val="24"/>
+          <w:szCs w:val="24"/>
+        </w:rPr>
+        <w:t>Video Director: Jim Bowling</w:t>
       </w:r>
     </w:p>
     <w:p>
@@ -772,7 +636,6 @@
           <w:sz w:val="24"/>
           <w:szCs w:val="24"/>
         </w:rPr>
-        <w:lastRenderedPageBreak/>
         <w:t>When you call or email, please provide the following information:</w:t>
       </w:r>
     </w:p>
@@ -1754,7 +1617,6 @@
   <w:style w:type="character" w:default="1" w:styleId="DefaultParagraphFont">
     <w:name w:val="Default Paragraph Font"/>
     <w:uiPriority w:val="1"/>
-    <w:semiHidden/>
     <w:unhideWhenUsed/>
   </w:style>
   <w:style w:type="table" w:default="1" w:styleId="TableNormal">
